--- a/assets/resume/resume.docx
+++ b/assets/resume/resume.docx
@@ -1257,20 +1257,7 @@
         <w:rPr>
           <w:rtl w:val="0"/>
         </w:rPr>
-        <w:t xml:space="preserve">A repository for useful information related to my hobbies</w:t>
-      </w:r>
-      <w:r>
-        <w:rPr>
-          <w:rtl w:val="0"/>
-        </w:rPr>
-        <w:t xml:space="preserve">; hosted on DigitalOcean. Open-source. </w:t>
-      </w:r>
-      <w:r>
-        <w:rPr>
-          <w:b w:val="1"/>
-          <w:rtl w:val="0"/>
-        </w:rPr>
-        <w:t xml:space="preserve">Currently being rebuilt, expected to re-release December 2024.</w:t>
+        <w:t xml:space="preserve">A repository for useful information related to my hobbies. Built on React, and hosted on GitHub Pages.</w:t>
       </w:r>
       <w:r>
         <w:rPr>
